--- a/Proposal_Tesis.docx
+++ b/Proposal_Tesis.docx
@@ -863,23 +863,75 @@
     </w:p>
     <w:p>
       <w:r>
+        <w:t>Perkembangan teknologi digital di Indonesia telah mendorong pertumbuhan pesat aplikasi berbasis e-commerce, termasuk Tokopedia sebagai salah satu platform terbesar di negara ini. Sebagai wadah untuk transaksi jual beli, Tokopedia menghadirkan kemudahan dan kenyamanan bagi penggunanya. Namun, dalam dunia yang semakin kompetitif, perusahaan e-commerce harus terus memahami pengalaman dan kebutuhan pengguna untuk mempertahankan loyalitas pelanggan dan meningkatkan kualitas layanannya.</w:t>
+      </w:r>
+    </w:p>
+    <w:p>
+      <w:r>
+        <w:t>Google Play sebagai platform distribusi aplikasi menyediakan fitur ulasan (reviews) dari pengguna, yang menjadi salah satu sumber informasi penting untuk mengetahui opini mereka terhadap aplikasi. Data ini sering kali memuat sentimen, baik positif, negatif, maupun netral, yang mencerminkan pengalaman langsung pengguna dalam menggunakan aplikasi tersebut. Analisis sentimen pada ulasan ini dapat memberikan wawasan mendalam bagi perusahaan terkait kekuatan dan kelemahan layanannya.</w:t>
+      </w:r>
+    </w:p>
+    <w:p>
+      <w:r>
+        <w:t>Namun, analisis manual terhadap ribuan ulasan pengguna menjadi tugas yang sangat memakan waktu dan rawan bias. Oleh karena itu, Sentiment Analysis, yang merupakan penerapan teknik Natural Language Processing (NLP) dan pembelajaran mesin (machine learning), menjadi solusi efektif untuk menganalisis pola sentimen dalam skala besar secara cepat dan akurat.</w:t>
+      </w:r>
+    </w:p>
+    <w:p>
+      <w:r>
+        <w:t xml:space="preserve">Penelitian ini bertujuan untuk melakukan Sentiment Analysis terhadap ulasan pengguna aplikasi Tokopedia di Google Play. Dengan memanfaatkan teknik NLP, penelitian ini akan mengelompokkan ulasan berdasarkan sentimen (positif, </w:t>
+      </w:r>
+      <w:r>
+        <w:lastRenderedPageBreak/>
+        <w:t>negatif, dan netral) serta mengidentifikasi pola-pola yang mendasari pengalaman pengguna. Hasil dari penelitian ini diharapkan dapat memberikan kontribusi dalam perbaikan kualitas aplikasi dan layanan Tokopedia, serta menjadi acuan bagi perusahaan lain dalam memanfaatkan data ulasan untuk pengambilan keputusan strategis.</w:t>
+      </w:r>
+    </w:p>
+    <w:p>
+      <w:pPr>
+        <w:rPr>
+          <w:color w:val="FF0000"/>
+        </w:rPr>
+      </w:pPr>
+      <w:r>
+        <w:rPr>
+          <w:color w:val="FF0000"/>
+        </w:rPr>
         <w:t>Bagian ini memuat penjelasan tentang fenomena umum yang terjadi dan kemudian dipersempit mengarah ke permasalahan yang akan diteliti</w:t>
       </w:r>
       <w:r>
+        <w:rPr>
+          <w:color w:val="FF0000"/>
+        </w:rPr>
         <w:t xml:space="preserve"> atau </w:t>
       </w:r>
       <w:r>
+        <w:rPr>
+          <w:color w:val="FF0000"/>
+        </w:rPr>
         <w:t xml:space="preserve">dibahas. Latar belakang masalah merupakan uraian yang komprehensif mengenai pentingnya permasalahan tersebut diangkat menjadi topik penelitian ditinjau dari aspek praktis maupun kontribusi ilmiah secara teoritis. </w:t>
       </w:r>
     </w:p>
     <w:p>
-      <w:r>
+      <w:pPr>
+        <w:rPr>
+          <w:color w:val="FF0000"/>
+        </w:rPr>
+      </w:pPr>
+      <w:r>
+        <w:rPr>
+          <w:color w:val="FF0000"/>
+        </w:rPr>
         <w:t xml:space="preserve">Penulisan latar belakang masalah disajikan dalam bentuk uraian yang secara kronologis diarahkan untuk langsung menuju rumusan masalah. Dalam latar belakang masalah dimasukkan beberapa uraian singkat minimal </w:t>
       </w:r>
       <w:r>
+        <w:rPr>
+          <w:color w:val="FF0000"/>
+        </w:rPr>
         <w:t>6</w:t>
       </w:r>
       <w:r>
+        <w:rPr>
+          <w:color w:val="FF0000"/>
+        </w:rPr>
         <w:t xml:space="preserve"> penelitian terdahulu yang relevan, yang dapat memperkuat alasan atau motivasi mengapa perlu diadakan penelitian seperti yang mahasiswa ajukan.</w:t>
       </w:r>
     </w:p>
@@ -897,7 +949,15 @@
       </w:r>
     </w:p>
     <w:p>
-      <w:r>
+      <w:pPr>
+        <w:rPr>
+          <w:color w:val="FF0000"/>
+        </w:rPr>
+      </w:pPr>
+      <w:r>
+        <w:rPr>
+          <w:color w:val="FF0000"/>
+        </w:rPr>
         <w:t>Bagian ini memuat penjelasan tentang permasalahan sehingga memerlukan solusi penelitian. Permasalahan yang diuraikan dalam latar belakang masalah dirumuskan kembali secara tegas dan jelas dalam bentuk poin-poin yang terinci yang berisi masalah-masalah yang akan dikaji pada penelitian.</w:t>
       </w:r>
     </w:p>
@@ -911,7 +971,16 @@
         <w:ind w:left="284" w:hanging="284"/>
       </w:pPr>
       <w:r>
-        <w:t>Bagaimana pene</w:t>
+        <w:t>Berapa tingkat akurasi</w:t>
+      </w:r>
+      <w:r>
+        <w:rPr>
+          <w:lang w:val="id-ID"/>
+        </w:rPr>
+        <w:t xml:space="preserve"> implementasi BERT dalam analisis sentimen review tokopedia</w:t>
+      </w:r>
+      <w:r>
+        <w:t>?</w:t>
       </w:r>
     </w:p>
     <w:p>
@@ -924,10 +993,11 @@
         <w:ind w:left="284" w:hanging="284"/>
       </w:pPr>
       <w:r>
-        <w:t>Berapa tingkat akurasi</w:t>
-      </w:r>
-      <w:r>
-        <w:t>……?</w:t>
+        <w:rPr>
+          <w:lang w:val="id-ID"/>
+        </w:rPr>
+        <w:lastRenderedPageBreak/>
+        <w:t>Apa saja yang paling mempengaruhi hasil analisis sentimen saat menggunakan model BERT untuk data teks ulasan pengguna?</w:t>
       </w:r>
     </w:p>
     <w:p>
@@ -943,32 +1013,24 @@
         <w:t>Faktor apa</w:t>
       </w:r>
       <w:r>
-        <w:t>……?</w:t>
-      </w:r>
-    </w:p>
-    <w:p>
-      <w:pPr>
-        <w:pStyle w:val="ListParagraph"/>
-        <w:numPr>
-          <w:ilvl w:val="1"/>
-          <w:numId w:val="2"/>
-        </w:numPr>
-        <w:ind w:left="284" w:hanging="284"/>
-      </w:pPr>
-      <w:r>
-        <w:t>ds</w:t>
-      </w:r>
-      <w:r>
-        <w:t>t</w:t>
-      </w:r>
-      <w:r>
-        <w:t xml:space="preserve">………   </w:t>
-      </w:r>
-    </w:p>
-    <w:p>
-      <w:pPr>
-        <w:pStyle w:val="ListParagraph"/>
-        <w:ind w:left="284" w:firstLine="0"/>
+        <w:rPr>
+          <w:lang w:val="id-ID"/>
+        </w:rPr>
+        <w:t xml:space="preserve"> </w:t>
+      </w:r>
+      <w:r>
+        <w:rPr>
+          <w:lang w:val="id-ID"/>
+        </w:rPr>
+        <w:t>yang paling mempengaruhi hasil analisis sentimen saat menggunakan model BERT untuk data teks ulasan pengguna</w:t>
+      </w:r>
+      <w:r>
+        <w:t>?</w:t>
+      </w:r>
+    </w:p>
+    <w:p>
+      <w:pPr>
+        <w:ind w:firstLine="0"/>
       </w:pPr>
     </w:p>
     <w:p>
@@ -980,7 +1042,6 @@
         </w:numPr>
       </w:pPr>
       <w:r>
-        <w:lastRenderedPageBreak/>
         <w:t xml:space="preserve">Batasan </w:t>
       </w:r>
       <w:r>
@@ -1167,6 +1228,7 @@
         <w:rPr>
           <w:lang w:val="id-ID"/>
         </w:rPr>
+        <w:lastRenderedPageBreak/>
         <w:t xml:space="preserve">Hasil penelitian ini tidak dapat digeneralisasi untuk semua ulasan di platform e-commerce lain atau </w:t>
       </w:r>
       <w:r>
@@ -1202,8 +1264,14 @@
           <w:numId w:val="11"/>
         </w:numPr>
         <w:ind w:left="360"/>
-      </w:pPr>
-      <w:r>
+        <w:rPr>
+          <w:color w:val="FF0000"/>
+        </w:rPr>
+      </w:pPr>
+      <w:r>
+        <w:rPr>
+          <w:color w:val="FF0000"/>
+        </w:rPr>
         <w:t>Asumsi-asumsi yang digunakan sebagai dasar untuk melaksanakan penelitian</w:t>
       </w:r>
     </w:p>
@@ -1215,8 +1283,14 @@
           <w:numId w:val="11"/>
         </w:numPr>
         <w:ind w:left="360"/>
-      </w:pPr>
-      <w:r>
+        <w:rPr>
+          <w:color w:val="FF0000"/>
+        </w:rPr>
+      </w:pPr>
+      <w:r>
+        <w:rPr>
+          <w:color w:val="FF0000"/>
+        </w:rPr>
         <w:t>Batasan solusi yang dilakukan pada penelitian</w:t>
       </w:r>
     </w:p>
@@ -1235,7 +1309,6 @@
         </w:numPr>
       </w:pPr>
       <w:r>
-        <w:lastRenderedPageBreak/>
         <w:t>Tujuan Penelitian</w:t>
       </w:r>
     </w:p>
@@ -1323,8 +1396,6 @@
         </w:rPr>
         <w:t>Membuat dokumentasi proses analisis yang sistematis, mulai dari pengumpulan data, preprocessing, hingga implementasi model, sehingga dapat digunakan untuk penelitian serupa di masa mendatang.</w:t>
       </w:r>
-      <w:bookmarkStart w:id="0" w:name="_GoBack"/>
-      <w:bookmarkEnd w:id="0"/>
     </w:p>
     <w:p>
       <w:pPr>
@@ -1359,7 +1430,11 @@
         <w:ind w:left="360"/>
       </w:pPr>
       <w:r>
-        <w:t>Manfaat/kontribusi ilmiah dalam ilmu pengetahuan jika penelitian tersebut berhasil</w:t>
+        <w:rPr>
+          <w:lang w:val="id-ID"/>
+        </w:rPr>
+        <w:lastRenderedPageBreak/>
+        <w:t>Menambah referensi dalam kajian terkait penerapan model BERT untuk analisis sentimen, khsususnya pada ulasan aplikasi e-commerce.</w:t>
       </w:r>
     </w:p>
     <w:p>
@@ -1372,7 +1447,10 @@
         <w:ind w:left="360"/>
       </w:pPr>
       <w:r>
-        <w:t>Kegunaan atau kemampuan dari sistem yang akan diteliti jika penelitian tersebut berhasil</w:t>
+        <w:rPr>
+          <w:lang w:val="id-ID"/>
+        </w:rPr>
+        <w:t>Memberikan kontribusi dalam pengembangan literature mengenai pemrosesan bahasa alami (NLP) dan teknologi deep learning di Indonesia.</w:t>
       </w:r>
     </w:p>
     <w:p>
@@ -1385,7 +1463,50 @@
         <w:ind w:left="360"/>
       </w:pPr>
       <w:r>
-        <w:lastRenderedPageBreak/>
+        <w:rPr>
+          <w:lang w:val="id-ID"/>
+        </w:rPr>
+        <w:t xml:space="preserve">Memberikan insight kepada pengembang Tokopedia tentang presepsi pengguna terhadap aplikasi mereka, sehingga dapat membantu pengambilan keputusan untuk </w:t>
+      </w:r>
+      <w:bookmarkStart w:id="0" w:name="_GoBack"/>
+      <w:bookmarkEnd w:id="0"/>
+    </w:p>
+    <w:p>
+      <w:pPr>
+        <w:pStyle w:val="ListParagraph"/>
+        <w:numPr>
+          <w:ilvl w:val="1"/>
+          <w:numId w:val="9"/>
+        </w:numPr>
+        <w:ind w:left="360"/>
+      </w:pPr>
+      <w:r>
+        <w:t>Manfaat/kontribusi ilmiah dalam ilmu pengetahuan jika penelitian tersebut berhasil</w:t>
+      </w:r>
+    </w:p>
+    <w:p>
+      <w:pPr>
+        <w:pStyle w:val="ListParagraph"/>
+        <w:numPr>
+          <w:ilvl w:val="1"/>
+          <w:numId w:val="9"/>
+        </w:numPr>
+        <w:ind w:left="360"/>
+      </w:pPr>
+      <w:r>
+        <w:t>Kegunaan atau kemampuan dari sistem yang akan diteliti jika penelitian tersebut berhasil</w:t>
+      </w:r>
+    </w:p>
+    <w:p>
+      <w:pPr>
+        <w:pStyle w:val="ListParagraph"/>
+        <w:numPr>
+          <w:ilvl w:val="1"/>
+          <w:numId w:val="9"/>
+        </w:numPr>
+        <w:ind w:left="360"/>
+      </w:pPr>
+      <w:r>
         <w:t>Manfaat yang dapat dirasakan oleh perusahaan/pemakai apabila hasil penelitian tersebut diterapkan di perusahaan</w:t>
       </w:r>
     </w:p>
@@ -1429,6 +1550,7 @@
     </w:p>
     <w:p>
       <w:r>
+        <w:lastRenderedPageBreak/>
         <w:t>Bagian ini juga memuat penegasan posisi penelitian yang dilakukan oleh mahasiswa terhadap penelitian-penelitian sebelumnya dan relevansinya dengan masalah penelitian yang sedang diteliti. Fakta-fakta yang dikemukakan sejauh mungkin diacu dari sumber asli. Referensi tidak dari sumber aslinya hanya boleh dilakukan dalam keadaan terpaksa (sumber asli sangat sulit ditemukan).</w:t>
       </w:r>
     </w:p>
@@ -1451,7 +1573,6 @@
         </w:numPr>
       </w:pPr>
       <w:r>
-        <w:lastRenderedPageBreak/>
         <w:t>Landasan Teori</w:t>
       </w:r>
     </w:p>
@@ -1614,6 +1735,7 @@
         <w:rPr>
           <w:lang w:val="id-ID"/>
         </w:rPr>
+        <w:lastRenderedPageBreak/>
         <w:t>Sentiment Analysis</w:t>
       </w:r>
     </w:p>
@@ -1672,7 +1794,6 @@
     </w:p>
     <w:p>
       <w:r>
-        <w:lastRenderedPageBreak/>
         <w:t>U</w:t>
       </w:r>
       <w:r>
@@ -2101,7 +2222,11 @@
     </w:p>
     <w:p>
       <w:r>
-        <w:t>Setiap tabel dan gambar yang dicantumkan wajib dirujuk dalam penulisan naskah. Sebagai contoh: Terdapat perubahan bentuk logo Universitas AMIKOM Yogyakarta, logo sebelumnya ditunjukkan pada Gambar 1, sedangkan logo terbaru ditunjukkan pada Gambar 2.</w:t>
+        <w:t xml:space="preserve">Setiap tabel dan gambar yang dicantumkan wajib dirujuk dalam penulisan naskah. Sebagai contoh: Terdapat perubahan bentuk logo Universitas AMIKOM </w:t>
+      </w:r>
+      <w:r>
+        <w:lastRenderedPageBreak/>
+        <w:t>Yogyakarta, logo sebelumnya ditunjukkan pada Gambar 1, sedangkan logo terbaru ditunjukkan pada Gambar 2.</w:t>
       </w:r>
     </w:p>
     <w:p>
@@ -4294,6 +4419,11 @@
       </w:r>
     </w:p>
     <w:p>
+      <w:pPr>
+        <w:rPr>
+          <w:lang w:val="id-ID"/>
+        </w:rPr>
+      </w:pPr>
       <w:r>
         <w:t>Bagian ini memuat penjelasan secara lengkap dan terinci tentang metode dan alat yang digunakan untuk analisis data.</w:t>
       </w:r>
@@ -4313,6 +4443,61 @@
       </w:r>
     </w:p>
     <w:p>
+      <w:pPr>
+        <w:rPr>
+          <w:lang w:val="id-ID"/>
+        </w:rPr>
+      </w:pPr>
+      <w:r>
+        <w:rPr>
+          <w:lang w:val="id-ID"/>
+        </w:rPr>
+        <w:t>Pada penelitian ini, penulis menggunakan model BERT (</w:t>
+      </w:r>
+      <w:r>
+        <w:rPr>
+          <w:lang w:val="id-ID"/>
+        </w:rPr>
+        <w:t>Bidirectional Encoder Representations from Transformers</w:t>
+      </w:r>
+      <w:r>
+        <w:rPr>
+          <w:lang w:val="id-ID"/>
+        </w:rPr>
+        <w:t>)</w:t>
+      </w:r>
+      <w:r>
+        <w:rPr>
+          <w:lang w:val="id-ID"/>
+        </w:rPr>
+        <w:t>.</w:t>
+      </w:r>
+      <w:r>
+        <w:rPr>
+          <w:lang w:val="id-ID"/>
+        </w:rPr>
+        <w:t xml:space="preserve"> </w:t>
+      </w:r>
+      <w:r>
+        <w:rPr>
+          <w:lang w:val="id-ID"/>
+        </w:rPr>
+        <w:t xml:space="preserve">Pada proses nya, data akan dirubah menjadi potongan token </w:t>
+      </w:r>
+    </w:p>
+    <w:p>
+      <w:pPr>
+        <w:rPr>
+          <w:lang w:val="id-ID"/>
+        </w:rPr>
+      </w:pPr>
+    </w:p>
+    <w:p>
+      <w:pPr>
+        <w:rPr>
+          <w:lang w:val="id-ID"/>
+        </w:rPr>
+      </w:pPr>
       <w:r>
         <w:t>Bagian ini berisi diagram alur langkah penelitian secara lengkap dan terinci termasuk di dalamnya tercermin algoritma, rute, pemodelan-pemodelan, desain, yang terkait dengan aspek perancangan sistem.</w:t>
       </w:r>
@@ -4403,6 +4588,7 @@
         <w:ind w:left="709" w:firstLine="0"/>
       </w:pPr>
       <w:r>
+        <w:lastRenderedPageBreak/>
         <w:t>Bab ini berisi tinjauan p</w:t>
       </w:r>
       <w:r>
@@ -4423,7 +4609,6 @@
         <w:ind w:firstLine="0"/>
       </w:pPr>
       <w:r>
-        <w:lastRenderedPageBreak/>
         <w:t xml:space="preserve">BAB III </w:t>
       </w:r>
       <w:r>
@@ -7397,7 +7582,7 @@
           <w:rPr>
             <w:noProof/>
           </w:rPr>
-          <w:t>3</w:t>
+          <w:t>5</w:t>
         </w:r>
         <w:r>
           <w:rPr>
@@ -10259,6 +10444,7 @@
     <w:rsid w:val="00575551"/>
     <w:rsid w:val="006B46A7"/>
     <w:rsid w:val="00763B72"/>
+    <w:rsid w:val="00A71C23"/>
     <w:rsid w:val="00BC6A49"/>
     <w:rsid w:val="00C200FA"/>
     <w:rsid w:val="00CD2D33"/>
@@ -10998,7 +11184,7 @@
 </file>
 
 <file path=customXml/itemProps1.xml><?xml version="1.0" encoding="utf-8"?>
-<ds:datastoreItem xmlns:ds="http://schemas.openxmlformats.org/officeDocument/2006/customXml" ds:itemID="{9DDB142A-B174-4250-A3BE-686D6FF4CEBC}">
+<ds:datastoreItem xmlns:ds="http://schemas.openxmlformats.org/officeDocument/2006/customXml" ds:itemID="{49A8072D-9163-4224-A04D-BC33DF5BCC87}">
   <ds:schemaRefs>
     <ds:schemaRef ds:uri="http://schemas.openxmlformats.org/officeDocument/2006/bibliography"/>
   </ds:schemaRefs>
